--- a/files/제177편 수요일, 휴식.docx
+++ b/files/제177편 수요일, 휴식.docx
@@ -277,6 +277,20 @@
           <w:szCs w:val="22"/>
         </w:rPr>
         <w:t xml:space="preserve">예수는 지상에서의 마지막 고요한 날을 이 소년과 함께, 그리고 아버지와 이야기하며 보냈습니다. 이 일은 높은 곳에서 '한 젊은이가 산속에서 하나님과 함께 보낸 날'로 알려졌습니다. 창조자가 창조체와 교제하기를 원하신다는 것을 영원히 보여 주는 사건입니다(177:1.3). 예수는 요한이 살아남아 왕국의 강력한 사자가 되리라고 확신시켰고, 요한은 이날의 일을 평생 아무에게도 말하지 않았습니다(177:1.4-1.5).</w:t>
+      </w:r>
+    </w:p>
+    <w:p>
+      <w:pPr>
+        <w:spacing w:after="0" w:before="130" w:beforeLines="50" w:line="240" w:lineRule="auto"/>
+        <w:jc w:val="both"/>
+      </w:pPr>
+      <w:r>
+        <w:rPr>
+          <w:rFonts w:ascii="함초롬바탕" w:cs="함초롬바탕" w:eastAsia="함초롬바탕" w:hAnsi="함초롬바탕"/>
+          <w:sz w:val="22"/>
+          <w:szCs w:val="22"/>
+        </w:rPr>
+        <w:t xml:space="preserve">이날 이후 요한 마가는 예수의 남은 몇 시간 동안 주님을 결코 오래 시야에서 놓치지 않았습니다. 늘 가까이 숨어 있다가 예수가 잠들 때에야 잠을 잤습니다(177:1.6). 바구니 하나를 놓지 않던 그 마음이 마지막까지 이어진 것입니다.</w:t>
       </w:r>
     </w:p>
     <w:p>
@@ -1364,6 +1378,20 @@
           <w:szCs w:val="22"/>
         </w:rPr>
         <w:t xml:space="preserve">다른 사도들도 마음으로는 같은 세속적 영예를 바랐지만, 심정으로는 예수와 진리를 사랑했습니다. 유다는 마음으로 바란 그 욕망을 온 심정으로 사랑하게 되었다는 점에서 달랐습니다(177:4.10). 예수는 유다를 다른 사도들과 똑같이 사랑하고 신뢰했습니다. 그러나 실망과 시기와 오랜 원한을 거치면 한때 진실했던 사랑도 증오로 바뀔 수 있습니다(177:4.10-4.11).</w:t>
+      </w:r>
+    </w:p>
+    <w:p>
+      <w:pPr>
+        <w:spacing w:after="0" w:before="130" w:beforeLines="50" w:line="240" w:lineRule="auto"/>
+        <w:jc w:val="both"/>
+      </w:pPr>
+      <w:r>
+        <w:rPr>
+          <w:rFonts w:ascii="함초롬바탕" w:cs="함초롬바탕" w:eastAsia="함초롬바탕" w:hAnsi="함초롬바탕"/>
+          <w:sz w:val="22"/>
+          <w:szCs w:val="22"/>
+        </w:rPr>
+        <w:t xml:space="preserve">원서는 유다의 행위를, 의식적 동기로 보면 자기 안전과 자기 영광 외에는 아무 생각이 없던 이기적 탈영병의 비겁한 행위였다고 말합니다(177:4.9). 그는 새 왕국에서 얻지 못한 영광을 옛 질서의 영예와 맞바꾸었다며 스스로 명민하다고 여겼습니다. 수석 사제들은 이제 예수를 공개적으로 체포할 필요 없이, 그가 관할에서 빠져나가지 못하게 할 동맹자를 얻었습니다(177:4.9, 4.12).</w:t>
       </w:r>
     </w:p>
     <w:p>
